--- a/docs/guide/user_guide_pt.docx
+++ b/docs/guide/user_guide_pt.docx
@@ -12,25 +12,11 @@
           <w:rFonts w:ascii="Arial" w:hAnsi="Arial"/>
           <w:b/>
           <w:color w:val="1E3A8A"/>
-          <w:sz w:val="48"/>
+          <w:sz w:val="44"/>
         </w:rPr>
         <w:t>MY MEMORY LODGE ASSISTANT</w:t>
         <w:br/>
-        <w:t>GUIA DO UTILIZADOR</w:t>
-      </w:r>
-    </w:p>
-    <w:p>
-      <w:pPr>
-        <w:spacing w:before="280" w:after="120"/>
-      </w:pPr>
-      <w:r>
-        <w:rPr>
-          <w:rFonts w:ascii="Arial" w:hAnsi="Arial"/>
-          <w:b/>
-          <w:color w:val="1E3A8A"/>
-          <w:sz w:val="32"/>
-        </w:rPr>
-        <w:t>1. Introdução</w:t>
+        <w:t>GUIA DO UTILIZADOR COMPLETO</w:t>
       </w:r>
     </w:p>
     <w:p>
@@ -42,7 +28,7 @@
           <w:rFonts w:ascii="Arial" w:hAnsi="Arial"/>
           <w:b w:val="0"/>
           <w:i w:val="0"/>
-          <w:sz w:val="22"/>
+          <w:sz w:val="21"/>
         </w:rPr>
         <w:t xml:space="preserve">Bem-vindo ao </w:t>
       </w:r>
@@ -51,7 +37,7 @@
           <w:rFonts w:ascii="Arial" w:hAnsi="Arial"/>
           <w:b/>
           <w:i w:val="0"/>
-          <w:sz w:val="22"/>
+          <w:sz w:val="21"/>
         </w:rPr>
         <w:t>My Memory Lodge Assistant</w:t>
       </w:r>
@@ -60,7 +46,7 @@
           <w:rFonts w:ascii="Arial" w:hAnsi="Arial"/>
           <w:b w:val="0"/>
           <w:i w:val="0"/>
-          <w:sz w:val="22"/>
+          <w:sz w:val="21"/>
         </w:rPr>
         <w:t>, uma aplicação unificada projetada para simplificar registos de hóspedes, memorandos de voz, reservas de calendário e tarefas de compras para gestores de pousadas. O sistema possui um aplicativo móvel nativo Android para funcionários em movimento e um painel de administração baseado na web.</w:t>
       </w:r>
@@ -74,9 +60,9 @@
           <w:rFonts w:ascii="Arial" w:hAnsi="Arial"/>
           <w:b/>
           <w:color w:val="1E3A8A"/>
-          <w:sz w:val="32"/>
+          <w:sz w:val="28"/>
         </w:rPr>
-        <w:t>2. Guia do Aplicativo Móvel</w:t>
+        <w:t>1. Segurança e Privacidade (Autorização de Acesso)</w:t>
       </w:r>
     </w:p>
     <w:p>
@@ -88,27 +74,9 @@
           <w:rFonts w:ascii="Arial" w:hAnsi="Arial"/>
           <w:b w:val="0"/>
           <w:i w:val="0"/>
-          <w:sz w:val="22"/>
+          <w:sz w:val="21"/>
         </w:rPr>
-        <w:t>O aplicativo móvel (</w:t>
-      </w:r>
-      <w:r>
-        <w:rPr>
-          <w:rFonts w:ascii="Arial" w:hAnsi="Arial"/>
-          <w:b/>
-          <w:i w:val="0"/>
-          <w:sz w:val="22"/>
-        </w:rPr>
-        <w:t>MyMemory-v6-Passport.apk</w:t>
-      </w:r>
-      <w:r>
-        <w:rPr>
-          <w:rFonts w:ascii="Arial" w:hAnsi="Arial"/>
-          <w:b w:val="0"/>
-          <w:i w:val="0"/>
-          <w:sz w:val="22"/>
-        </w:rPr>
-        <w:t>) permite que os gestores façam gravações de voz, entradas de calendário e leitura de passaportes em seus telefones. Siga estas instruções para registar um hóspede:</w:t>
+        <w:t>Para respeitar a privacidade dos hóspedes e proteger dados pessoais confidenciais (como fotos de passaporte, números de identificação e informações de contacto), o sistema exige autenticação segura:</w:t>
       </w:r>
     </w:p>
     <w:p>
@@ -121,16 +89,16 @@
         <w:rPr>
           <w:rFonts w:ascii="Arial" w:hAnsi="Arial"/>
           <w:b/>
-          <w:sz w:val="22"/>
+          <w:sz w:val="21"/>
         </w:rPr>
-        <w:t>Abrir Guia de Hóspedes:</w:t>
+        <w:t>Login Seguro:</w:t>
       </w:r>
       <w:r>
         <w:rPr>
           <w:rFonts w:ascii="Arial" w:hAnsi="Arial"/>
-          <w:sz w:val="22"/>
+          <w:sz w:val="21"/>
         </w:rPr>
-        <w:t xml:space="preserve"> Navegue até a guia 'Guests' no menu inferior.</w:t>
+        <w:t xml:space="preserve"> O painel web e o aplicativo móvel exigem login. Os tokens de acesso (JWT) expiram de forma automática para evitar acessos não autorizados.</w:t>
       </w:r>
     </w:p>
     <w:p>
@@ -143,16 +111,16 @@
         <w:rPr>
           <w:rFonts w:ascii="Arial" w:hAnsi="Arial"/>
           <w:b/>
-          <w:sz w:val="22"/>
+          <w:sz w:val="21"/>
         </w:rPr>
-        <w:t>Digitalizar Passaporte:</w:t>
+        <w:t>Garantias de Privacidade:</w:t>
       </w:r>
       <w:r>
         <w:rPr>
           <w:rFonts w:ascii="Arial" w:hAnsi="Arial"/>
-          <w:sz w:val="22"/>
+          <w:sz w:val="21"/>
         </w:rPr>
-        <w:t xml:space="preserve"> Toque no ícone verde flutuante do scanner. A câmera será iniciada. Posicione o passaporte horizontalmente, alinhe-o claramente e tire a foto.</w:t>
+        <w:t xml:space="preserve"> Todos os dados de passaportes e memorandos são criptografados em trânsito e armazenados em segurança no banco de dados PostgreSQL.</w:t>
       </w:r>
     </w:p>
     <w:p>
@@ -165,16 +133,44 @@
         <w:rPr>
           <w:rFonts w:ascii="Arial" w:hAnsi="Arial"/>
           <w:b/>
-          <w:sz w:val="22"/>
+          <w:sz w:val="21"/>
         </w:rPr>
-        <w:t>Extração NVIDIA NIM OCR:</w:t>
+        <w:t>Rastreamento por E-mail:</w:t>
       </w:r>
       <w:r>
         <w:rPr>
           <w:rFonts w:ascii="Arial" w:hAnsi="Arial"/>
-          <w:sz w:val="22"/>
+          <w:sz w:val="21"/>
         </w:rPr>
-        <w:t xml:space="preserve"> O aplicativo envia a foto para o servidor de extração OCR NVIDIA Llama-3.2 Vision NIM. Em segundos, ele preenche o formulário de registo (Nome Completo, Nacionalidade, Data de Nascimento, Data de Validade, Número do Passaporte).</w:t>
+        <w:t xml:space="preserve"> Os perfis de hóspedes contêm uma coluna de auditoria 'Criado por', vinculando cada entrada digitalizada ao e-mail do funcionário que a registou.</w:t>
+      </w:r>
+    </w:p>
+    <w:p>
+      <w:pPr>
+        <w:spacing w:before="280" w:after="120"/>
+      </w:pPr>
+      <w:r>
+        <w:rPr>
+          <w:rFonts w:ascii="Arial" w:hAnsi="Arial"/>
+          <w:b/>
+          <w:color w:val="1E3A8A"/>
+          <w:sz w:val="28"/>
+        </w:rPr>
+        <w:t>2. Notas de Voz e Transcrição Automática</w:t>
+      </w:r>
+    </w:p>
+    <w:p>
+      <w:pPr>
+        <w:spacing w:after="80"/>
+      </w:pPr>
+      <w:r>
+        <w:rPr>
+          <w:rFonts w:ascii="Arial" w:hAnsi="Arial"/>
+          <w:b w:val="0"/>
+          <w:i w:val="0"/>
+          <w:sz w:val="21"/>
+        </w:rPr>
+        <w:t>A equipa da pousada pode falar diretamente para os seus dispositivos móveis para capturar notas e adicionar itens de compras:</w:t>
       </w:r>
     </w:p>
     <w:p>
@@ -187,16 +183,16 @@
         <w:rPr>
           <w:rFonts w:ascii="Arial" w:hAnsi="Arial"/>
           <w:b/>
-          <w:sz w:val="22"/>
+          <w:sz w:val="21"/>
         </w:rPr>
-        <w:t>Verificar e Definir Datas:</w:t>
+        <w:t>Gravação de Notas de Voz:</w:t>
       </w:r>
       <w:r>
         <w:rPr>
           <w:rFonts w:ascii="Arial" w:hAnsi="Arial"/>
-          <w:sz w:val="22"/>
+          <w:sz w:val="21"/>
         </w:rPr>
-        <w:t xml:space="preserve"> Toque nos campos de data para definir as datas de check-in e check-out. Se deixadas em branco, elas assumem o padrão de hoje (check-in) e amanhã (check-out). Verifique os campos e corrija quaisquer erros de digitação.</w:t>
+        <w:t xml:space="preserve"> Mantenha pressionado o ícone do microfone no aplicativo para capturar áudio. O sistema transcreve automaticamente a entrada de voz para texto em inglês.</w:t>
       </w:r>
     </w:p>
     <w:p>
@@ -209,16 +205,16 @@
         <w:rPr>
           <w:rFonts w:ascii="Arial" w:hAnsi="Arial"/>
           <w:b/>
-          <w:sz w:val="22"/>
+          <w:sz w:val="21"/>
         </w:rPr>
-        <w:t>Salvar:</w:t>
+        <w:t>Tradução Afrikaans/Inglês:</w:t>
       </w:r>
       <w:r>
         <w:rPr>
           <w:rFonts w:ascii="Arial" w:hAnsi="Arial"/>
-          <w:sz w:val="22"/>
+          <w:sz w:val="21"/>
         </w:rPr>
-        <w:t xml:space="preserve"> Clique em 'Salvar'. O perfil, as datas da reserva, o e-mail da conta (criador) e a foto original do passaporte são guardados com segurança no banco de dados.</w:t>
+        <w:t xml:space="preserve"> O motor de transcrição processa gravações em inglês e afrikaans, convertendo áudio em afrikaans diretamente para resumos em inglês.</w:t>
       </w:r>
     </w:p>
     <w:p>
@@ -231,16 +227,16 @@
         <w:rPr>
           <w:rFonts w:ascii="Arial" w:hAnsi="Arial"/>
           <w:b/>
-          <w:sz w:val="22"/>
+          <w:sz w:val="21"/>
         </w:rPr>
-        <w:t>Pesquisar por Data:</w:t>
+        <w:t>Análise Automática:</w:t>
       </w:r>
       <w:r>
         <w:rPr>
           <w:rFonts w:ascii="Arial" w:hAnsi="Arial"/>
-          <w:sz w:val="22"/>
+          <w:sz w:val="21"/>
         </w:rPr>
-        <w:t xml:space="preserve"> Toque no ícone de calendário na barra do aplicativo para selecionar uma data e ver apenas os hóspedes com reservas ativas nesse dia.</w:t>
+        <w:t xml:space="preserve"> O sistema utiliza IA para analisar o texto. Dizer 'adicionar leite, açúcar e ovos à lista de compras' cria itens separados no carrinho.</w:t>
       </w:r>
     </w:p>
     <w:p>
@@ -252,9 +248,9 @@
           <w:rFonts w:ascii="Arial" w:hAnsi="Arial"/>
           <w:b/>
           <w:color w:val="1E3A8A"/>
-          <w:sz w:val="32"/>
+          <w:sz w:val="28"/>
         </w:rPr>
-        <w:t>3. Guia do Painel Web</w:t>
+        <w:t>3. Organização por Nome do Cliente</w:t>
       </w:r>
     </w:p>
     <w:p>
@@ -266,9 +262,9 @@
           <w:rFonts w:ascii="Arial" w:hAnsi="Arial"/>
           <w:b w:val="0"/>
           <w:i w:val="0"/>
-          <w:sz w:val="22"/>
+          <w:sz w:val="21"/>
         </w:rPr>
-        <w:t>O painel React fornece um centro de controlo de desktop completo para a administração da pousada:</w:t>
+        <w:t>Memorandos, reservas e instruções são agrupados e organizados pelo nome do cliente ou hóspede associado:</w:t>
       </w:r>
     </w:p>
     <w:p>
@@ -281,16 +277,16 @@
         <w:rPr>
           <w:rFonts w:ascii="Arial" w:hAnsi="Arial"/>
           <w:b/>
-          <w:sz w:val="22"/>
+          <w:sz w:val="21"/>
         </w:rPr>
-        <w:t>Diretório de Hóspedes:</w:t>
+        <w:t>Vincular ao Cliente:</w:t>
       </w:r>
       <w:r>
         <w:rPr>
           <w:rFonts w:ascii="Arial" w:hAnsi="Arial"/>
-          <w:sz w:val="22"/>
+          <w:sz w:val="21"/>
         </w:rPr>
-        <w:t xml:space="preserve"> Navegue até a guia 'Guests &amp; Reservations' para ver todas as reservas e listas de hóspedes.</w:t>
+        <w:t xml:space="preserve"> Associe notas de voz aos nomes dos clientes durante a gravação para mapear tarefas diretamente a cada hóspede.</w:t>
       </w:r>
     </w:p>
     <w:p>
@@ -303,16 +299,44 @@
         <w:rPr>
           <w:rFonts w:ascii="Arial" w:hAnsi="Arial"/>
           <w:b/>
-          <w:sz w:val="22"/>
+          <w:sz w:val="21"/>
         </w:rPr>
-        <w:t>Upload e Rotação de Imagem:</w:t>
+        <w:t>Registos Centralizados:</w:t>
       </w:r>
       <w:r>
         <w:rPr>
           <w:rFonts w:ascii="Arial" w:hAnsi="Arial"/>
-          <w:sz w:val="22"/>
+          <w:sz w:val="21"/>
         </w:rPr>
-        <w:t xml:space="preserve"> Na guia Diretório de Hóspedes, arraste e solte ou selecione um arquivo de imagem de passaporte. Se a imagem estiver de lado, clique no botão 'Rotate 90°' para orientá-la corretamente antes de enviar.</w:t>
+        <w:t xml:space="preserve"> No painel web, visualize reservas ativas, períodos de estadia e observações vinculadas de forma específica a hóspedes individuais.</w:t>
+      </w:r>
+    </w:p>
+    <w:p>
+      <w:pPr>
+        <w:spacing w:before="280" w:after="120"/>
+      </w:pPr>
+      <w:r>
+        <w:rPr>
+          <w:rFonts w:ascii="Arial" w:hAnsi="Arial"/>
+          <w:b/>
+          <w:color w:val="1E3A8A"/>
+          <w:sz w:val="28"/>
+        </w:rPr>
+        <w:t>4. Listas de Compras (Ordenadas e Categorizadas)</w:t>
+      </w:r>
+    </w:p>
+    <w:p>
+      <w:pPr>
+        <w:spacing w:after="80"/>
+      </w:pPr>
+      <w:r>
+        <w:rPr>
+          <w:rFonts w:ascii="Arial" w:hAnsi="Arial"/>
+          <w:b w:val="0"/>
+          <w:i w:val="0"/>
+          <w:sz w:val="21"/>
+        </w:rPr>
+        <w:t>Gerencie o inventário e suprimentos de forma eficiente com a triagem automatizada de compras:</w:t>
       </w:r>
     </w:p>
     <w:p>
@@ -325,16 +349,16 @@
         <w:rPr>
           <w:rFonts w:ascii="Arial" w:hAnsi="Arial"/>
           <w:b/>
-          <w:sz w:val="22"/>
+          <w:sz w:val="21"/>
         </w:rPr>
-        <w:t>Executar OCR:</w:t>
+        <w:t>Ordenação Automática:</w:t>
       </w:r>
       <w:r>
         <w:rPr>
           <w:rFonts w:ascii="Arial" w:hAnsi="Arial"/>
-          <w:sz w:val="22"/>
+          <w:sz w:val="21"/>
         </w:rPr>
-        <w:t xml:space="preserve"> Clique em 'Run OCR Scan'. O frontend gira a imagem dentro de um canvas, envia-a para análise e abre o formulário pré-preenchido editável do hóspede.</w:t>
+        <w:t xml:space="preserve"> Os itens de compra são categorizados de forma automática em secções (ex: Alimentos, Limpeza, Suprimentos) por IA com base no nome do item.</w:t>
       </w:r>
     </w:p>
     <w:p>
@@ -347,16 +371,44 @@
         <w:rPr>
           <w:rFonts w:ascii="Arial" w:hAnsi="Arial"/>
           <w:b/>
-          <w:sz w:val="22"/>
+          <w:sz w:val="21"/>
         </w:rPr>
-        <w:t>Editar e Vincular Reserva:</w:t>
+        <w:t>Filtros de Categoria:</w:t>
       </w:r>
       <w:r>
         <w:rPr>
           <w:rFonts w:ascii="Arial" w:hAnsi="Arial"/>
-          <w:sz w:val="22"/>
+          <w:sz w:val="21"/>
         </w:rPr>
-        <w:t xml:space="preserve"> As datas de Check-In/Out no formulário do hóspede assumem o padrão de hoje e amanhã, mas são totalmente editáveis. Preencha e salve para registar o perfil e a foto.</w:t>
+        <w:t xml:space="preserve"> A visualização web permite que os gestores analisem itens organizados, eliminem itens processados e filtrem por categoria.</w:t>
+      </w:r>
+    </w:p>
+    <w:p>
+      <w:pPr>
+        <w:spacing w:before="280" w:after="120"/>
+      </w:pPr>
+      <w:r>
+        <w:rPr>
+          <w:rFonts w:ascii="Arial" w:hAnsi="Arial"/>
+          <w:b/>
+          <w:color w:val="1E3A8A"/>
+          <w:sz w:val="28"/>
+        </w:rPr>
+        <w:t>5. Digitalização e Rotação de Passaportes</w:t>
+      </w:r>
+    </w:p>
+    <w:p>
+      <w:pPr>
+        <w:spacing w:after="80"/>
+      </w:pPr>
+      <w:r>
+        <w:rPr>
+          <w:rFonts w:ascii="Arial" w:hAnsi="Arial"/>
+          <w:b w:val="0"/>
+          <w:i w:val="0"/>
+          <w:sz w:val="21"/>
+        </w:rPr>
+        <w:t>Os gestores da pousada podem registar passaportes no local ou a partir do computador:</w:t>
       </w:r>
     </w:p>
     <w:p>
@@ -369,16 +421,16 @@
         <w:rPr>
           <w:rFonts w:ascii="Arial" w:hAnsi="Arial"/>
           <w:b/>
-          <w:sz w:val="22"/>
+          <w:sz w:val="21"/>
         </w:rPr>
-        <w:t>Visualizar Imagem do Passaporte:</w:t>
+        <w:t>Digitalização Móvel:</w:t>
       </w:r>
       <w:r>
         <w:rPr>
           <w:rFonts w:ascii="Arial" w:hAnsi="Arial"/>
-          <w:sz w:val="22"/>
+          <w:sz w:val="21"/>
         </w:rPr>
-        <w:t xml:space="preserve"> Clique no link 'View Passport File' (ícone de câmera) ao lado de qualquer perfil de hóspede para abrir a foto original salva no banco de dados em uma nova guia.</w:t>
+        <w:t xml:space="preserve"> Use a câmara do telemóvel para digitalizar passaportes. A API NVIDIA Llama-3.2 Vision NIM extrai os campos do perfil em segundos.</w:t>
       </w:r>
     </w:p>
     <w:p>
@@ -391,16 +443,132 @@
         <w:rPr>
           <w:rFonts w:ascii="Arial" w:hAnsi="Arial"/>
           <w:b/>
-          <w:sz w:val="22"/>
+          <w:sz w:val="21"/>
         </w:rPr>
-        <w:t>Filtragem por Data:</w:t>
+        <w:t>Upload e Rotação Web:</w:t>
       </w:r>
       <w:r>
         <w:rPr>
           <w:rFonts w:ascii="Arial" w:hAnsi="Arial"/>
-          <w:sz w:val="22"/>
+          <w:sz w:val="21"/>
         </w:rPr>
-        <w:t xml:space="preserve"> Digite uma data no filtro de calendário 'Search Passports by Date' para visualizar imediatamente os hóspedes com reservas ativas naquele dia.</w:t>
+        <w:t xml:space="preserve"> Carregue fotos diretamente no Diretório de Hóspedes. Use o botão 'Rotate 90°' para orientar imagens de lado antes de enviar. A imagem corrigida é salva no banco de dados.</w:t>
+      </w:r>
+    </w:p>
+    <w:p>
+      <w:pPr>
+        <w:pStyle w:val="ListBullet"/>
+        <w:spacing w:after="40"/>
+        <w:ind w:left="360"/>
+      </w:pPr>
+      <w:r>
+        <w:rPr>
+          <w:rFonts w:ascii="Arial" w:hAnsi="Arial"/>
+          <w:b/>
+          <w:sz w:val="21"/>
+        </w:rPr>
+        <w:t>Datas de Reserva e Edição:</w:t>
+      </w:r>
+      <w:r>
+        <w:rPr>
+          <w:rFonts w:ascii="Arial" w:hAnsi="Arial"/>
+          <w:sz w:val="21"/>
+        </w:rPr>
+        <w:t xml:space="preserve"> Insira as datas de check-in e check-out usando os seletores (padrão de hoje e amanhã). O formulário preenchido permanece editável para correções manuais.</w:t>
+      </w:r>
+    </w:p>
+    <w:p>
+      <w:pPr>
+        <w:pStyle w:val="ListBullet"/>
+        <w:spacing w:after="40"/>
+        <w:ind w:left="360"/>
+      </w:pPr>
+      <w:r>
+        <w:rPr>
+          <w:rFonts w:ascii="Arial" w:hAnsi="Arial"/>
+          <w:b/>
+          <w:sz w:val="21"/>
+        </w:rPr>
+        <w:t>Pesquisa por Data:</w:t>
+      </w:r>
+      <w:r>
+        <w:rPr>
+          <w:rFonts w:ascii="Arial" w:hAnsi="Arial"/>
+          <w:sz w:val="21"/>
+        </w:rPr>
+        <w:t xml:space="preserve"> Pesquise passaportes ao inserir uma data no filtro de pesquisa para exibir todos os hóspedes com reservas ativas nesse dia.</w:t>
+      </w:r>
+    </w:p>
+    <w:p>
+      <w:pPr>
+        <w:spacing w:before="280" w:after="120"/>
+      </w:pPr>
+      <w:r>
+        <w:rPr>
+          <w:rFonts w:ascii="Arial" w:hAnsi="Arial"/>
+          <w:b/>
+          <w:color w:val="1E3A8A"/>
+          <w:sz w:val="28"/>
+        </w:rPr>
+        <w:t>6. Impressão e Alternância de Idiomas</w:t>
+      </w:r>
+    </w:p>
+    <w:p>
+      <w:pPr>
+        <w:spacing w:after="80"/>
+      </w:pPr>
+      <w:r>
+        <w:rPr>
+          <w:rFonts w:ascii="Arial" w:hAnsi="Arial"/>
+          <w:b w:val="0"/>
+          <w:i w:val="0"/>
+          <w:sz w:val="21"/>
+        </w:rPr>
+        <w:t>O painel de administração suporta controlos flexíveis de apresentação:</w:t>
+      </w:r>
+    </w:p>
+    <w:p>
+      <w:pPr>
+        <w:pStyle w:val="ListBullet"/>
+        <w:spacing w:after="40"/>
+        <w:ind w:left="360"/>
+      </w:pPr>
+      <w:r>
+        <w:rPr>
+          <w:rFonts w:ascii="Arial" w:hAnsi="Arial"/>
+          <w:b/>
+          <w:sz w:val="21"/>
+        </w:rPr>
+        <w:t>Alternar Idioma:</w:t>
+      </w:r>
+      <w:r>
+        <w:rPr>
+          <w:rFonts w:ascii="Arial" w:hAnsi="Arial"/>
+          <w:sz w:val="21"/>
+        </w:rPr>
+        <w:t xml:space="preserve"> Clique na bandeira de idioma no cabeçalho do painel para alternar todo o ecrã entre Inglês e Português instantaneamente.</w:t>
+      </w:r>
+    </w:p>
+    <w:p>
+      <w:pPr>
+        <w:pStyle w:val="ListBullet"/>
+        <w:spacing w:after="40"/>
+        <w:ind w:left="360"/>
+      </w:pPr>
+      <w:r>
+        <w:rPr>
+          <w:rFonts w:ascii="Arial" w:hAnsi="Arial"/>
+          <w:b/>
+          <w:sz w:val="21"/>
+        </w:rPr>
+        <w:t>Listas Impressas:</w:t>
+      </w:r>
+      <w:r>
+        <w:rPr>
+          <w:rFonts w:ascii="Arial" w:hAnsi="Arial"/>
+          <w:sz w:val="21"/>
+        </w:rPr>
+        <w:t xml:space="preserve"> Todos os resumos, perfis de hóspedes e listas de compras são formatados para impressão. Use os comandos padrão do navegador (Ctrl+P) para imprimir listas físicas organizadas.</w:t>
       </w:r>
     </w:p>
     <w:sectPr>
